--- a/learn/assets/smart-tourism-city-analysis-worksheet.docx
+++ b/learn/assets/smart-tourism-city-analysis-worksheet.docx
@@ -2365,6 +2365,693 @@
           </w:p>
         </w:tc>
       </w:tr>
+      <w:tr>
+        <w:trPr>
+          <w:trHeight w:val="464" w:hRule="exact"/>
+          <w:cantSplit/>
+        </w:trPr>
+        <w:tc>
+          <w:tcPr>
+            <w:tcW w:type="dxa" w:w="5840"/>
+            <w:shd w:fill="FFFFFF"/>
+            <w:tcBorders>
+              <w:top w:val="single" w:sz="5" w:color="D4E0EA"/>
+              <w:left w:val="single" w:sz="5" w:color="D4E0EA"/>
+              <w:bottom w:val="single" w:sz="5" w:color="D4E0EA"/>
+              <w:right w:val="single" w:sz="5" w:color="D4E0EA"/>
+              <w:insideH w:val="single" w:sz="5" w:color="D4E0EA"/>
+              <w:insideV w:val="single" w:sz="5" w:color="D4E0EA"/>
+            </w:tcBorders>
+            <w:vAlign w:val="center"/>
+            <w:tcMar>
+              <w:top w:w="55" w:type="dxa"/>
+              <w:start w:w="70" w:type="dxa"/>
+              <w:bottom w:w="55" w:type="dxa"/>
+              <w:end w:w="70" w:type="dxa"/>
+            </w:tcMar>
+          </w:tcPr>
+          <w:p>
+            <w:pPr>
+              <w:spacing w:after="0" w:before="0" w:line="240" w:lineRule="auto"/>
+              <w:jc w:val="left"/>
+            </w:pPr>
+            <w:r>
+              <w:t>발표 스타일: 청중과 자연스럽게 아이컨택트하며 발표하였다</w:t>
+            </w:r>
+            <w:r>
+              <w:rPr>
+                <w:rFonts w:ascii="NanumSquare" w:hAnsi="NanumSquare" w:eastAsia="NanumSquare"/>
+                <w:b w:val="0"/>
+                <w:color w:val="333333"/>
+                <w:sz w:val="15"/>
+              </w:rPr>
+            </w:r>
+          </w:p>
+        </w:tc>
+        <w:tc>
+          <w:tcPr>
+            <w:tcW w:type="dxa" w:w="963"/>
+            <w:shd w:fill="FFFFFF"/>
+            <w:tcBorders>
+              <w:top w:val="single" w:sz="5" w:color="D4E0EA"/>
+              <w:left w:val="single" w:sz="5" w:color="D4E0EA"/>
+              <w:bottom w:val="single" w:sz="5" w:color="D4E0EA"/>
+              <w:right w:val="single" w:sz="5" w:color="D4E0EA"/>
+              <w:insideH w:val="single" w:sz="5" w:color="D4E0EA"/>
+              <w:insideV w:val="single" w:sz="5" w:color="D4E0EA"/>
+            </w:tcBorders>
+            <w:vAlign w:val="center"/>
+            <w:tcMar>
+              <w:top w:w="55" w:type="dxa"/>
+              <w:start w:w="70" w:type="dxa"/>
+              <w:bottom w:w="55" w:type="dxa"/>
+              <w:end w:w="70" w:type="dxa"/>
+            </w:tcMar>
+          </w:tcPr>
+          <w:p>
+            <w:pPr>
+              <w:spacing w:after="0" w:before="0" w:line="240" w:lineRule="auto"/>
+              <w:jc w:val="center"/>
+            </w:pPr>
+            <w:r/>
+            <w:r>
+              <w:rPr>
+                <w:rFonts w:ascii="NanumSquare" w:hAnsi="NanumSquare" w:eastAsia="NanumSquare"/>
+                <w:b w:val="0"/>
+                <w:color w:val="17365D"/>
+                <w:sz w:val="18"/>
+              </w:rPr>
+              <w:t>○</w:t>
+            </w:r>
+          </w:p>
+        </w:tc>
+        <w:tc>
+          <w:tcPr>
+            <w:tcW w:type="dxa" w:w="963"/>
+            <w:shd w:fill="FFFFFF"/>
+            <w:tcBorders>
+              <w:top w:val="single" w:sz="5" w:color="D4E0EA"/>
+              <w:left w:val="single" w:sz="5" w:color="D4E0EA"/>
+              <w:bottom w:val="single" w:sz="5" w:color="D4E0EA"/>
+              <w:right w:val="single" w:sz="5" w:color="D4E0EA"/>
+              <w:insideH w:val="single" w:sz="5" w:color="D4E0EA"/>
+              <w:insideV w:val="single" w:sz="5" w:color="D4E0EA"/>
+            </w:tcBorders>
+            <w:vAlign w:val="center"/>
+            <w:tcMar>
+              <w:top w:w="55" w:type="dxa"/>
+              <w:start w:w="70" w:type="dxa"/>
+              <w:bottom w:w="55" w:type="dxa"/>
+              <w:end w:w="70" w:type="dxa"/>
+            </w:tcMar>
+          </w:tcPr>
+          <w:p>
+            <w:pPr>
+              <w:spacing w:after="0" w:before="0" w:line="240" w:lineRule="auto"/>
+              <w:jc w:val="center"/>
+            </w:pPr>
+            <w:r/>
+            <w:r>
+              <w:rPr>
+                <w:rFonts w:ascii="NanumSquare" w:hAnsi="NanumSquare" w:eastAsia="NanumSquare"/>
+                <w:b w:val="0"/>
+                <w:color w:val="17365D"/>
+                <w:sz w:val="18"/>
+              </w:rPr>
+              <w:t>○</w:t>
+            </w:r>
+          </w:p>
+        </w:tc>
+        <w:tc>
+          <w:tcPr>
+            <w:tcW w:type="dxa" w:w="963"/>
+            <w:shd w:fill="FFFFFF"/>
+            <w:tcBorders>
+              <w:top w:val="single" w:sz="5" w:color="D4E0EA"/>
+              <w:left w:val="single" w:sz="5" w:color="D4E0EA"/>
+              <w:bottom w:val="single" w:sz="5" w:color="D4E0EA"/>
+              <w:right w:val="single" w:sz="5" w:color="D4E0EA"/>
+              <w:insideH w:val="single" w:sz="5" w:color="D4E0EA"/>
+              <w:insideV w:val="single" w:sz="5" w:color="D4E0EA"/>
+            </w:tcBorders>
+            <w:vAlign w:val="center"/>
+            <w:tcMar>
+              <w:top w:w="55" w:type="dxa"/>
+              <w:start w:w="70" w:type="dxa"/>
+              <w:bottom w:w="55" w:type="dxa"/>
+              <w:end w:w="70" w:type="dxa"/>
+            </w:tcMar>
+          </w:tcPr>
+          <w:p>
+            <w:pPr>
+              <w:spacing w:after="0" w:before="0" w:line="240" w:lineRule="auto"/>
+              <w:jc w:val="center"/>
+            </w:pPr>
+            <w:r/>
+            <w:r>
+              <w:rPr>
+                <w:rFonts w:ascii="NanumSquare" w:hAnsi="NanumSquare" w:eastAsia="NanumSquare"/>
+                <w:b w:val="0"/>
+                <w:color w:val="17365D"/>
+                <w:sz w:val="18"/>
+              </w:rPr>
+              <w:t>○</w:t>
+            </w:r>
+          </w:p>
+        </w:tc>
+        <w:tc>
+          <w:tcPr>
+            <w:tcW w:type="dxa" w:w="963"/>
+            <w:shd w:fill="FFFFFF"/>
+            <w:tcBorders>
+              <w:top w:val="single" w:sz="5" w:color="D4E0EA"/>
+              <w:left w:val="single" w:sz="5" w:color="D4E0EA"/>
+              <w:bottom w:val="single" w:sz="5" w:color="D4E0EA"/>
+              <w:right w:val="single" w:sz="5" w:color="D4E0EA"/>
+              <w:insideH w:val="single" w:sz="5" w:color="D4E0EA"/>
+              <w:insideV w:val="single" w:sz="5" w:color="D4E0EA"/>
+            </w:tcBorders>
+            <w:vAlign w:val="center"/>
+            <w:tcMar>
+              <w:top w:w="55" w:type="dxa"/>
+              <w:start w:w="70" w:type="dxa"/>
+              <w:bottom w:w="55" w:type="dxa"/>
+              <w:end w:w="70" w:type="dxa"/>
+            </w:tcMar>
+          </w:tcPr>
+          <w:p>
+            <w:pPr>
+              <w:spacing w:after="0" w:before="0" w:line="240" w:lineRule="auto"/>
+              <w:jc w:val="center"/>
+            </w:pPr>
+            <w:r/>
+            <w:r>
+              <w:rPr>
+                <w:rFonts w:ascii="NanumSquare" w:hAnsi="NanumSquare" w:eastAsia="NanumSquare"/>
+                <w:b w:val="0"/>
+                <w:color w:val="17365D"/>
+                <w:sz w:val="18"/>
+              </w:rPr>
+              <w:t>○</w:t>
+            </w:r>
+          </w:p>
+        </w:tc>
+        <w:tc>
+          <w:tcPr>
+            <w:tcW w:type="dxa" w:w="963"/>
+            <w:shd w:fill="FFFFFF"/>
+            <w:tcBorders>
+              <w:top w:val="single" w:sz="5" w:color="D4E0EA"/>
+              <w:left w:val="single" w:sz="5" w:color="D4E0EA"/>
+              <w:bottom w:val="single" w:sz="5" w:color="D4E0EA"/>
+              <w:right w:val="single" w:sz="5" w:color="D4E0EA"/>
+              <w:insideH w:val="single" w:sz="5" w:color="D4E0EA"/>
+              <w:insideV w:val="single" w:sz="5" w:color="D4E0EA"/>
+            </w:tcBorders>
+            <w:vAlign w:val="center"/>
+            <w:tcMar>
+              <w:top w:w="55" w:type="dxa"/>
+              <w:start w:w="70" w:type="dxa"/>
+              <w:bottom w:w="55" w:type="dxa"/>
+              <w:end w:w="70" w:type="dxa"/>
+            </w:tcMar>
+          </w:tcPr>
+          <w:p>
+            <w:pPr>
+              <w:spacing w:after="0" w:before="0" w:line="240" w:lineRule="auto"/>
+              <w:jc w:val="center"/>
+            </w:pPr>
+            <w:r/>
+            <w:r>
+              <w:rPr>
+                <w:rFonts w:ascii="NanumSquare" w:hAnsi="NanumSquare" w:eastAsia="NanumSquare"/>
+                <w:b w:val="0"/>
+                <w:color w:val="17365D"/>
+                <w:sz w:val="18"/>
+              </w:rPr>
+              <w:t>○</w:t>
+            </w:r>
+          </w:p>
+        </w:tc>
+      </w:tr>
+      <w:tr>
+        <w:trPr>
+          <w:trHeight w:val="464" w:hRule="exact"/>
+          <w:cantSplit/>
+        </w:trPr>
+        <w:tc>
+          <w:tcPr>
+            <w:tcW w:type="dxa" w:w="5840"/>
+            <w:shd w:fill="FFFFFF"/>
+            <w:tcBorders>
+              <w:top w:val="single" w:sz="5" w:color="D4E0EA"/>
+              <w:left w:val="single" w:sz="5" w:color="D4E0EA"/>
+              <w:bottom w:val="single" w:sz="5" w:color="D4E0EA"/>
+              <w:right w:val="single" w:sz="5" w:color="D4E0EA"/>
+              <w:insideH w:val="single" w:sz="5" w:color="D4E0EA"/>
+              <w:insideV w:val="single" w:sz="5" w:color="D4E0EA"/>
+            </w:tcBorders>
+            <w:vAlign w:val="center"/>
+            <w:tcMar>
+              <w:top w:w="55" w:type="dxa"/>
+              <w:start w:w="70" w:type="dxa"/>
+              <w:bottom w:w="55" w:type="dxa"/>
+              <w:end w:w="70" w:type="dxa"/>
+            </w:tcMar>
+          </w:tcPr>
+          <w:p>
+            <w:pPr>
+              <w:spacing w:after="0" w:before="0" w:line="240" w:lineRule="auto"/>
+              <w:jc w:val="left"/>
+            </w:pPr>
+            <w:r>
+              <w:t>발표 스타일: 화면이나 원고를 읽기보다 말하듯 자연스럽게 설명하였다</w:t>
+            </w:r>
+            <w:r>
+              <w:rPr>
+                <w:rFonts w:ascii="NanumSquare" w:hAnsi="NanumSquare" w:eastAsia="NanumSquare"/>
+                <w:b w:val="0"/>
+                <w:color w:val="333333"/>
+                <w:sz w:val="15"/>
+              </w:rPr>
+            </w:r>
+          </w:p>
+        </w:tc>
+        <w:tc>
+          <w:tcPr>
+            <w:tcW w:type="dxa" w:w="963"/>
+            <w:shd w:fill="FFFFFF"/>
+            <w:tcBorders>
+              <w:top w:val="single" w:sz="5" w:color="D4E0EA"/>
+              <w:left w:val="single" w:sz="5" w:color="D4E0EA"/>
+              <w:bottom w:val="single" w:sz="5" w:color="D4E0EA"/>
+              <w:right w:val="single" w:sz="5" w:color="D4E0EA"/>
+              <w:insideH w:val="single" w:sz="5" w:color="D4E0EA"/>
+              <w:insideV w:val="single" w:sz="5" w:color="D4E0EA"/>
+            </w:tcBorders>
+            <w:vAlign w:val="center"/>
+            <w:tcMar>
+              <w:top w:w="55" w:type="dxa"/>
+              <w:start w:w="70" w:type="dxa"/>
+              <w:bottom w:w="55" w:type="dxa"/>
+              <w:end w:w="70" w:type="dxa"/>
+            </w:tcMar>
+          </w:tcPr>
+          <w:p>
+            <w:pPr>
+              <w:spacing w:after="0" w:before="0" w:line="240" w:lineRule="auto"/>
+              <w:jc w:val="center"/>
+            </w:pPr>
+            <w:r/>
+            <w:r>
+              <w:rPr>
+                <w:rFonts w:ascii="NanumSquare" w:hAnsi="NanumSquare" w:eastAsia="NanumSquare"/>
+                <w:b w:val="0"/>
+                <w:color w:val="17365D"/>
+                <w:sz w:val="18"/>
+              </w:rPr>
+              <w:t>○</w:t>
+            </w:r>
+          </w:p>
+        </w:tc>
+        <w:tc>
+          <w:tcPr>
+            <w:tcW w:type="dxa" w:w="963"/>
+            <w:shd w:fill="FFFFFF"/>
+            <w:tcBorders>
+              <w:top w:val="single" w:sz="5" w:color="D4E0EA"/>
+              <w:left w:val="single" w:sz="5" w:color="D4E0EA"/>
+              <w:bottom w:val="single" w:sz="5" w:color="D4E0EA"/>
+              <w:right w:val="single" w:sz="5" w:color="D4E0EA"/>
+              <w:insideH w:val="single" w:sz="5" w:color="D4E0EA"/>
+              <w:insideV w:val="single" w:sz="5" w:color="D4E0EA"/>
+            </w:tcBorders>
+            <w:vAlign w:val="center"/>
+            <w:tcMar>
+              <w:top w:w="55" w:type="dxa"/>
+              <w:start w:w="70" w:type="dxa"/>
+              <w:bottom w:w="55" w:type="dxa"/>
+              <w:end w:w="70" w:type="dxa"/>
+            </w:tcMar>
+          </w:tcPr>
+          <w:p>
+            <w:pPr>
+              <w:spacing w:after="0" w:before="0" w:line="240" w:lineRule="auto"/>
+              <w:jc w:val="center"/>
+            </w:pPr>
+            <w:r/>
+            <w:r>
+              <w:rPr>
+                <w:rFonts w:ascii="NanumSquare" w:hAnsi="NanumSquare" w:eastAsia="NanumSquare"/>
+                <w:b w:val="0"/>
+                <w:color w:val="17365D"/>
+                <w:sz w:val="18"/>
+              </w:rPr>
+              <w:t>○</w:t>
+            </w:r>
+          </w:p>
+        </w:tc>
+        <w:tc>
+          <w:tcPr>
+            <w:tcW w:type="dxa" w:w="963"/>
+            <w:shd w:fill="FFFFFF"/>
+            <w:tcBorders>
+              <w:top w:val="single" w:sz="5" w:color="D4E0EA"/>
+              <w:left w:val="single" w:sz="5" w:color="D4E0EA"/>
+              <w:bottom w:val="single" w:sz="5" w:color="D4E0EA"/>
+              <w:right w:val="single" w:sz="5" w:color="D4E0EA"/>
+              <w:insideH w:val="single" w:sz="5" w:color="D4E0EA"/>
+              <w:insideV w:val="single" w:sz="5" w:color="D4E0EA"/>
+            </w:tcBorders>
+            <w:vAlign w:val="center"/>
+            <w:tcMar>
+              <w:top w:w="55" w:type="dxa"/>
+              <w:start w:w="70" w:type="dxa"/>
+              <w:bottom w:w="55" w:type="dxa"/>
+              <w:end w:w="70" w:type="dxa"/>
+            </w:tcMar>
+          </w:tcPr>
+          <w:p>
+            <w:pPr>
+              <w:spacing w:after="0" w:before="0" w:line="240" w:lineRule="auto"/>
+              <w:jc w:val="center"/>
+            </w:pPr>
+            <w:r/>
+            <w:r>
+              <w:rPr>
+                <w:rFonts w:ascii="NanumSquare" w:hAnsi="NanumSquare" w:eastAsia="NanumSquare"/>
+                <w:b w:val="0"/>
+                <w:color w:val="17365D"/>
+                <w:sz w:val="18"/>
+              </w:rPr>
+              <w:t>○</w:t>
+            </w:r>
+          </w:p>
+        </w:tc>
+        <w:tc>
+          <w:tcPr>
+            <w:tcW w:type="dxa" w:w="963"/>
+            <w:shd w:fill="FFFFFF"/>
+            <w:tcBorders>
+              <w:top w:val="single" w:sz="5" w:color="D4E0EA"/>
+              <w:left w:val="single" w:sz="5" w:color="D4E0EA"/>
+              <w:bottom w:val="single" w:sz="5" w:color="D4E0EA"/>
+              <w:right w:val="single" w:sz="5" w:color="D4E0EA"/>
+              <w:insideH w:val="single" w:sz="5" w:color="D4E0EA"/>
+              <w:insideV w:val="single" w:sz="5" w:color="D4E0EA"/>
+            </w:tcBorders>
+            <w:vAlign w:val="center"/>
+            <w:tcMar>
+              <w:top w:w="55" w:type="dxa"/>
+              <w:start w:w="70" w:type="dxa"/>
+              <w:bottom w:w="55" w:type="dxa"/>
+              <w:end w:w="70" w:type="dxa"/>
+            </w:tcMar>
+          </w:tcPr>
+          <w:p>
+            <w:pPr>
+              <w:spacing w:after="0" w:before="0" w:line="240" w:lineRule="auto"/>
+              <w:jc w:val="center"/>
+            </w:pPr>
+            <w:r/>
+            <w:r>
+              <w:rPr>
+                <w:rFonts w:ascii="NanumSquare" w:hAnsi="NanumSquare" w:eastAsia="NanumSquare"/>
+                <w:b w:val="0"/>
+                <w:color w:val="17365D"/>
+                <w:sz w:val="18"/>
+              </w:rPr>
+              <w:t>○</w:t>
+            </w:r>
+          </w:p>
+        </w:tc>
+        <w:tc>
+          <w:tcPr>
+            <w:tcW w:type="dxa" w:w="963"/>
+            <w:shd w:fill="FFFFFF"/>
+            <w:tcBorders>
+              <w:top w:val="single" w:sz="5" w:color="D4E0EA"/>
+              <w:left w:val="single" w:sz="5" w:color="D4E0EA"/>
+              <w:bottom w:val="single" w:sz="5" w:color="D4E0EA"/>
+              <w:right w:val="single" w:sz="5" w:color="D4E0EA"/>
+              <w:insideH w:val="single" w:sz="5" w:color="D4E0EA"/>
+              <w:insideV w:val="single" w:sz="5" w:color="D4E0EA"/>
+            </w:tcBorders>
+            <w:vAlign w:val="center"/>
+            <w:tcMar>
+              <w:top w:w="55" w:type="dxa"/>
+              <w:start w:w="70" w:type="dxa"/>
+              <w:bottom w:w="55" w:type="dxa"/>
+              <w:end w:w="70" w:type="dxa"/>
+            </w:tcMar>
+          </w:tcPr>
+          <w:p>
+            <w:pPr>
+              <w:spacing w:after="0" w:before="0" w:line="240" w:lineRule="auto"/>
+              <w:jc w:val="center"/>
+            </w:pPr>
+            <w:r/>
+            <w:r>
+              <w:rPr>
+                <w:rFonts w:ascii="NanumSquare" w:hAnsi="NanumSquare" w:eastAsia="NanumSquare"/>
+                <w:b w:val="0"/>
+                <w:color w:val="17365D"/>
+                <w:sz w:val="18"/>
+              </w:rPr>
+              <w:t>○</w:t>
+            </w:r>
+          </w:p>
+        </w:tc>
+      </w:tr>
+      <w:tr>
+        <w:trPr>
+          <w:trHeight w:val="464" w:hRule="exact"/>
+          <w:cantSplit/>
+        </w:trPr>
+        <w:tc>
+          <w:tcPr>
+            <w:tcW w:type="dxa" w:w="5840"/>
+            <w:shd w:fill="FFFFFF"/>
+            <w:tcBorders>
+              <w:top w:val="single" w:sz="5" w:color="D4E0EA"/>
+              <w:left w:val="single" w:sz="5" w:color="D4E0EA"/>
+              <w:bottom w:val="single" w:sz="5" w:color="D4E0EA"/>
+              <w:right w:val="single" w:sz="5" w:color="D4E0EA"/>
+              <w:insideH w:val="single" w:sz="5" w:color="D4E0EA"/>
+              <w:insideV w:val="single" w:sz="5" w:color="D4E0EA"/>
+            </w:tcBorders>
+            <w:vAlign w:val="center"/>
+            <w:tcMar>
+              <w:top w:w="55" w:type="dxa"/>
+              <w:start w:w="70" w:type="dxa"/>
+              <w:bottom w:w="55" w:type="dxa"/>
+              <w:end w:w="70" w:type="dxa"/>
+            </w:tcMar>
+          </w:tcPr>
+          <w:p>
+            <w:pPr>
+              <w:spacing w:after="0" w:before="0" w:line="240" w:lineRule="auto"/>
+              <w:jc w:val="left"/>
+            </w:pPr>
+            <w:r>
+              <w:t>발표 스타일: 발표 내용을 충분히 이해하고 자신의 말로 설명하였다</w:t>
+            </w:r>
+            <w:r>
+              <w:rPr>
+                <w:rFonts w:ascii="NanumSquare" w:hAnsi="NanumSquare" w:eastAsia="NanumSquare"/>
+                <w:b w:val="0"/>
+                <w:color w:val="333333"/>
+                <w:sz w:val="15"/>
+              </w:rPr>
+            </w:r>
+          </w:p>
+        </w:tc>
+        <w:tc>
+          <w:tcPr>
+            <w:tcW w:type="dxa" w:w="963"/>
+            <w:shd w:fill="FFFFFF"/>
+            <w:tcBorders>
+              <w:top w:val="single" w:sz="5" w:color="D4E0EA"/>
+              <w:left w:val="single" w:sz="5" w:color="D4E0EA"/>
+              <w:bottom w:val="single" w:sz="5" w:color="D4E0EA"/>
+              <w:right w:val="single" w:sz="5" w:color="D4E0EA"/>
+              <w:insideH w:val="single" w:sz="5" w:color="D4E0EA"/>
+              <w:insideV w:val="single" w:sz="5" w:color="D4E0EA"/>
+            </w:tcBorders>
+            <w:vAlign w:val="center"/>
+            <w:tcMar>
+              <w:top w:w="55" w:type="dxa"/>
+              <w:start w:w="70" w:type="dxa"/>
+              <w:bottom w:w="55" w:type="dxa"/>
+              <w:end w:w="70" w:type="dxa"/>
+            </w:tcMar>
+          </w:tcPr>
+          <w:p>
+            <w:pPr>
+              <w:spacing w:after="0" w:before="0" w:line="240" w:lineRule="auto"/>
+              <w:jc w:val="center"/>
+            </w:pPr>
+            <w:r/>
+            <w:r>
+              <w:rPr>
+                <w:rFonts w:ascii="NanumSquare" w:hAnsi="NanumSquare" w:eastAsia="NanumSquare"/>
+                <w:b w:val="0"/>
+                <w:color w:val="17365D"/>
+                <w:sz w:val="18"/>
+              </w:rPr>
+              <w:t>○</w:t>
+            </w:r>
+          </w:p>
+        </w:tc>
+        <w:tc>
+          <w:tcPr>
+            <w:tcW w:type="dxa" w:w="963"/>
+            <w:shd w:fill="FFFFFF"/>
+            <w:tcBorders>
+              <w:top w:val="single" w:sz="5" w:color="D4E0EA"/>
+              <w:left w:val="single" w:sz="5" w:color="D4E0EA"/>
+              <w:bottom w:val="single" w:sz="5" w:color="D4E0EA"/>
+              <w:right w:val="single" w:sz="5" w:color="D4E0EA"/>
+              <w:insideH w:val="single" w:sz="5" w:color="D4E0EA"/>
+              <w:insideV w:val="single" w:sz="5" w:color="D4E0EA"/>
+            </w:tcBorders>
+            <w:vAlign w:val="center"/>
+            <w:tcMar>
+              <w:top w:w="55" w:type="dxa"/>
+              <w:start w:w="70" w:type="dxa"/>
+              <w:bottom w:w="55" w:type="dxa"/>
+              <w:end w:w="70" w:type="dxa"/>
+            </w:tcMar>
+          </w:tcPr>
+          <w:p>
+            <w:pPr>
+              <w:spacing w:after="0" w:before="0" w:line="240" w:lineRule="auto"/>
+              <w:jc w:val="center"/>
+            </w:pPr>
+            <w:r/>
+            <w:r>
+              <w:rPr>
+                <w:rFonts w:ascii="NanumSquare" w:hAnsi="NanumSquare" w:eastAsia="NanumSquare"/>
+                <w:b w:val="0"/>
+                <w:color w:val="17365D"/>
+                <w:sz w:val="18"/>
+              </w:rPr>
+              <w:t>○</w:t>
+            </w:r>
+          </w:p>
+        </w:tc>
+        <w:tc>
+          <w:tcPr>
+            <w:tcW w:type="dxa" w:w="963"/>
+            <w:shd w:fill="FFFFFF"/>
+            <w:tcBorders>
+              <w:top w:val="single" w:sz="5" w:color="D4E0EA"/>
+              <w:left w:val="single" w:sz="5" w:color="D4E0EA"/>
+              <w:bottom w:val="single" w:sz="5" w:color="D4E0EA"/>
+              <w:right w:val="single" w:sz="5" w:color="D4E0EA"/>
+              <w:insideH w:val="single" w:sz="5" w:color="D4E0EA"/>
+              <w:insideV w:val="single" w:sz="5" w:color="D4E0EA"/>
+            </w:tcBorders>
+            <w:vAlign w:val="center"/>
+            <w:tcMar>
+              <w:top w:w="55" w:type="dxa"/>
+              <w:start w:w="70" w:type="dxa"/>
+              <w:bottom w:w="55" w:type="dxa"/>
+              <w:end w:w="70" w:type="dxa"/>
+            </w:tcMar>
+          </w:tcPr>
+          <w:p>
+            <w:pPr>
+              <w:spacing w:after="0" w:before="0" w:line="240" w:lineRule="auto"/>
+              <w:jc w:val="center"/>
+            </w:pPr>
+            <w:r/>
+            <w:r>
+              <w:rPr>
+                <w:rFonts w:ascii="NanumSquare" w:hAnsi="NanumSquare" w:eastAsia="NanumSquare"/>
+                <w:b w:val="0"/>
+                <w:color w:val="17365D"/>
+                <w:sz w:val="18"/>
+              </w:rPr>
+              <w:t>○</w:t>
+            </w:r>
+          </w:p>
+        </w:tc>
+        <w:tc>
+          <w:tcPr>
+            <w:tcW w:type="dxa" w:w="963"/>
+            <w:shd w:fill="FFFFFF"/>
+            <w:tcBorders>
+              <w:top w:val="single" w:sz="5" w:color="D4E0EA"/>
+              <w:left w:val="single" w:sz="5" w:color="D4E0EA"/>
+              <w:bottom w:val="single" w:sz="5" w:color="D4E0EA"/>
+              <w:right w:val="single" w:sz="5" w:color="D4E0EA"/>
+              <w:insideH w:val="single" w:sz="5" w:color="D4E0EA"/>
+              <w:insideV w:val="single" w:sz="5" w:color="D4E0EA"/>
+            </w:tcBorders>
+            <w:vAlign w:val="center"/>
+            <w:tcMar>
+              <w:top w:w="55" w:type="dxa"/>
+              <w:start w:w="70" w:type="dxa"/>
+              <w:bottom w:w="55" w:type="dxa"/>
+              <w:end w:w="70" w:type="dxa"/>
+            </w:tcMar>
+          </w:tcPr>
+          <w:p>
+            <w:pPr>
+              <w:spacing w:after="0" w:before="0" w:line="240" w:lineRule="auto"/>
+              <w:jc w:val="center"/>
+            </w:pPr>
+            <w:r/>
+            <w:r>
+              <w:rPr>
+                <w:rFonts w:ascii="NanumSquare" w:hAnsi="NanumSquare" w:eastAsia="NanumSquare"/>
+                <w:b w:val="0"/>
+                <w:color w:val="17365D"/>
+                <w:sz w:val="18"/>
+              </w:rPr>
+              <w:t>○</w:t>
+            </w:r>
+          </w:p>
+        </w:tc>
+        <w:tc>
+          <w:tcPr>
+            <w:tcW w:type="dxa" w:w="963"/>
+            <w:shd w:fill="FFFFFF"/>
+            <w:tcBorders>
+              <w:top w:val="single" w:sz="5" w:color="D4E0EA"/>
+              <w:left w:val="single" w:sz="5" w:color="D4E0EA"/>
+              <w:bottom w:val="single" w:sz="5" w:color="D4E0EA"/>
+              <w:right w:val="single" w:sz="5" w:color="D4E0EA"/>
+              <w:insideH w:val="single" w:sz="5" w:color="D4E0EA"/>
+              <w:insideV w:val="single" w:sz="5" w:color="D4E0EA"/>
+            </w:tcBorders>
+            <w:vAlign w:val="center"/>
+            <w:tcMar>
+              <w:top w:w="55" w:type="dxa"/>
+              <w:start w:w="70" w:type="dxa"/>
+              <w:bottom w:w="55" w:type="dxa"/>
+              <w:end w:w="70" w:type="dxa"/>
+            </w:tcMar>
+          </w:tcPr>
+          <w:p>
+            <w:pPr>
+              <w:spacing w:after="0" w:before="0" w:line="240" w:lineRule="auto"/>
+              <w:jc w:val="center"/>
+            </w:pPr>
+            <w:r/>
+            <w:r>
+              <w:rPr>
+                <w:rFonts w:ascii="NanumSquare" w:hAnsi="NanumSquare" w:eastAsia="NanumSquare"/>
+                <w:b w:val="0"/>
+                <w:color w:val="17365D"/>
+                <w:sz w:val="18"/>
+              </w:rPr>
+              <w:t>○</w:t>
+            </w:r>
+          </w:p>
+        </w:tc>
+      </w:tr>
     </w:tbl>
     <w:p>
       <w:pPr>
